--- a/docs/qa-comparison/service-kanban-qa-round4-deep.docx
+++ b/docs/qa-comparison/service-kanban-qa-round4-deep.docx
@@ -2189,7 +2189,7 @@
                 <w:color w:val="1A1A1A"/>
                 <w:sz w:val="22"/>
               </w:rPr>
-              <w:t>#15. Due date / Start date use native HTML date input, no calendar picker</w:t>
+              <w:t>#15. Due date / Start date pickers don't adapt to dark mode</w:t>
             </w:r>
           </w:p>
         </w:tc>
@@ -2213,7 +2213,7 @@
           <w:color w:val="1A1A1A"/>
           <w:sz w:val="20"/>
         </w:rPr>
-        <w:t>User-flagged in round 4. Not previously documented.</w:t>
+        <w:t>User-flagged in round 4 follow-up. Originally noted as "native input vs custom picker"; refined here based on actual rendering.</w:t>
       </w:r>
     </w:p>
     <w:p>
@@ -2234,7 +2234,7 @@
           <w:color w:val="1A1A1A"/>
           <w:sz w:val="20"/>
         </w:rPr>
-        <w:t>Portal renders due date and start date as raw &lt;input type="date"&gt; with mm/dd/yyyy placeholder + tiny calendar icon. Ours uses a styled calendar trigger that opens a custom date picker. Native input behavior varies across browsers and breaks on Safari for some users.</w:t>
+        <w:t>The date inputs do open the browser's native date picker when clicked (so the picker affordance exists). The bug is that in dark mode, the placeholder text ("mm/dd/yyyy") and the small calendar icon render in near-black on the dark-grey input background — both are nearly invisible. Once the picker overlay opens, it stays in light-mode chrome (white background, dark text on a dark page) because the CSS doesn't declare color-scheme: dark on the date input.</w:t>
       </w:r>
     </w:p>
     <w:p>
@@ -2255,7 +2255,7 @@
           <w:color w:val="1A1A1A"/>
           <w:sz w:val="20"/>
         </w:rPr>
-        <w:t>Replace native date inputs with a styled calendar picker component. When filled, display the date in friendly format (May 19, 2026 or 05/19/2026). Click opens the calendar overlay.</w:t>
+        <w:t>Two fixes. (1) Add color-scheme: dark on :root or html when dark mode is active so the browser's native date picker adapts (Chrome, Safari, Firefox all respect this). (2) Restyle the input itself: placeholder color should be a light-grey (e.g. #8E8E93) on dark backgrounds, and ::-webkit-calendar-picker-indicator should use filter: invert(1) brightness(2) so the calendar icon shows light in dark mode. Both fixes are CSS-only.</w:t>
       </w:r>
     </w:p>
     <w:p>
@@ -6558,7 +6558,7 @@
                 <w:color w:val="1A1A1A"/>
                 <w:sz w:val="21"/>
               </w:rPr>
-              <w:t>#15. Due date / Start date use native HTML date input, no calendar picker</w:t>
+              <w:t>#15. Due date / Start date pickers don't adapt to dark mode</w:t>
             </w:r>
             <w:r>
               <w:br/>
@@ -6568,7 +6568,7 @@
                 <w:color w:val="1A1A1A"/>
                 <w:sz w:val="20"/>
               </w:rPr>
-              <w:t>Replace native date inputs with a styled calendar picker component. When filled, display the date in friendly format (May 19, 2026 or 05/19/2026). Click opens the calendar overlay.</w:t>
+              <w:t>Two fixes. (1) Add color-scheme: dark on :root or html when dark mode is active so the browser's native date picker adapts (Chrome, Safari, Firefox all respect this). (2) Restyle the input itself: placeholder color should be a light-grey (e.g. #8E8E93) on dark backgrounds, and ::-webkit-calendar-picker-indicator should use filter: invert(1) brightness(2) so the calendar icon shows light in dark mode. Both fixes are CSS-only.</w:t>
             </w:r>
           </w:p>
         </w:tc>

--- a/docs/qa-comparison/service-kanban-qa-round4-deep.docx
+++ b/docs/qa-comparison/service-kanban-qa-round4-deep.docx
@@ -238,6 +238,27 @@
           <w:color w:val="1A1A1A"/>
           <w:sz w:val="20"/>
         </w:rPr>
+        <w:t xml:space="preserve">Where to see: </w:t>
+      </w:r>
+      <w:r>
+        <w:rPr>
+          <w:color w:val="1A1A1A"/>
+          <w:sz w:val="20"/>
+        </w:rPr>
+        <w:t>Any service kanban → filters bar above the columns. Look for a Labels filter dropdown.</w:t>
+      </w:r>
+    </w:p>
+    <w:p>
+      <w:pPr>
+        <w:spacing w:after="60"/>
+        <w:ind w:left="230"/>
+      </w:pPr>
+      <w:r>
+        <w:rPr>
+          <w:b/>
+          <w:color w:val="1A1A1A"/>
+          <w:sz w:val="20"/>
+        </w:rPr>
         <w:t xml:space="preserve">Where it stood: </w:t>
       </w:r>
       <w:r>
@@ -402,6 +423,27 @@
           <w:color w:val="1A1A1A"/>
           <w:sz w:val="20"/>
         </w:rPr>
+        <w:t xml:space="preserve">Where to see: </w:t>
+      </w:r>
+      <w:r>
+        <w:rPr>
+          <w:color w:val="1A1A1A"/>
+          <w:sz w:val="20"/>
+        </w:rPr>
+        <w:t>Any service kanban → far right of the filters bar. Look for a Group selector.</w:t>
+      </w:r>
+    </w:p>
+    <w:p>
+      <w:pPr>
+        <w:spacing w:after="60"/>
+        <w:ind w:left="230"/>
+      </w:pPr>
+      <w:r>
+        <w:rPr>
+          <w:b/>
+          <w:color w:val="1A1A1A"/>
+          <w:sz w:val="20"/>
+        </w:rPr>
         <w:t xml:space="preserve">Where it stood: </w:t>
       </w:r>
       <w:r>
@@ -566,6 +608,27 @@
           <w:color w:val="1A1A1A"/>
           <w:sz w:val="20"/>
         </w:rPr>
+        <w:t xml:space="preserve">Where to see: </w:t>
+      </w:r>
+      <w:r>
+        <w:rPr>
+          <w:color w:val="1A1A1A"/>
+          <w:sz w:val="20"/>
+        </w:rPr>
+        <w:t>Any service kanban → far right of the filters bar. Look for a Sort selector.</w:t>
+      </w:r>
+    </w:p>
+    <w:p>
+      <w:pPr>
+        <w:spacing w:after="60"/>
+        <w:ind w:left="230"/>
+      </w:pPr>
+      <w:r>
+        <w:rPr>
+          <w:b/>
+          <w:color w:val="1A1A1A"/>
+          <w:sz w:val="20"/>
+        </w:rPr>
         <w:t xml:space="preserve">Where it stood: </w:t>
       </w:r>
       <w:r>
@@ -730,6 +793,27 @@
           <w:color w:val="1A1A1A"/>
           <w:sz w:val="20"/>
         </w:rPr>
+        <w:t xml:space="preserve">Where to see: </w:t>
+      </w:r>
+      <w:r>
+        <w:rPr>
+          <w:color w:val="1A1A1A"/>
+          <w:sz w:val="20"/>
+        </w:rPr>
+        <w:t>Any service kanban → filters bar → existing filter dropdowns. Compare label form ('All Priorities' vs 'Priority').</w:t>
+      </w:r>
+    </w:p>
+    <w:p>
+      <w:pPr>
+        <w:spacing w:after="60"/>
+        <w:ind w:left="230"/>
+      </w:pPr>
+      <w:r>
+        <w:rPr>
+          <w:b/>
+          <w:color w:val="1A1A1A"/>
+          <w:sz w:val="20"/>
+        </w:rPr>
         <w:t xml:space="preserve">Where it stood: </w:t>
       </w:r>
       <w:r>
@@ -894,6 +978,27 @@
           <w:color w:val="1A1A1A"/>
           <w:sz w:val="20"/>
         </w:rPr>
+        <w:t xml:space="preserve">Where to see: </w:t>
+      </w:r>
+      <w:r>
+        <w:rPr>
+          <w:color w:val="1A1A1A"/>
+          <w:sz w:val="20"/>
+        </w:rPr>
+        <w:t>Any service kanban → top right of the board header. Should have Star + Project Brief + Board Settings + Members + Analytics buttons.</w:t>
+      </w:r>
+    </w:p>
+    <w:p>
+      <w:pPr>
+        <w:spacing w:after="60"/>
+        <w:ind w:left="230"/>
+      </w:pPr>
+      <w:r>
+        <w:rPr>
+          <w:b/>
+          <w:color w:val="1A1A1A"/>
+          <w:sz w:val="20"/>
+        </w:rPr>
         <w:t xml:space="preserve">Where it stood: </w:t>
       </w:r>
       <w:r>
@@ -1058,6 +1163,27 @@
           <w:color w:val="1A1A1A"/>
           <w:sz w:val="20"/>
         </w:rPr>
+        <w:t xml:space="preserve">Where to see: </w:t>
+      </w:r>
+      <w:r>
+        <w:rPr>
+          <w:color w:val="1A1A1A"/>
+          <w:sz w:val="20"/>
+        </w:rPr>
+        <w:t>Any service kanban → top right of the board header → look for a Members pill with a face stack of avatars.</w:t>
+      </w:r>
+    </w:p>
+    <w:p>
+      <w:pPr>
+        <w:spacing w:after="60"/>
+        <w:ind w:left="230"/>
+      </w:pPr>
+      <w:r>
+        <w:rPr>
+          <w:b/>
+          <w:color w:val="1A1A1A"/>
+          <w:sz w:val="20"/>
+        </w:rPr>
         <w:t xml:space="preserve">Where it stood: </w:t>
       </w:r>
       <w:r>
@@ -1222,6 +1348,27 @@
           <w:color w:val="1A1A1A"/>
           <w:sz w:val="20"/>
         </w:rPr>
+        <w:t xml:space="preserve">Where to see: </w:t>
+      </w:r>
+      <w:r>
+        <w:rPr>
+          <w:color w:val="1A1A1A"/>
+          <w:sz w:val="20"/>
+        </w:rPr>
+        <w:t>Any service kanban → any card in any column → top-right of the card tile. Look for a date pill.</w:t>
+      </w:r>
+    </w:p>
+    <w:p>
+      <w:pPr>
+        <w:spacing w:after="60"/>
+        <w:ind w:left="230"/>
+      </w:pPr>
+      <w:r>
+        <w:rPr>
+          <w:b/>
+          <w:color w:val="1A1A1A"/>
+          <w:sz w:val="20"/>
+        </w:rPr>
         <w:t xml:space="preserve">Where it stood: </w:t>
       </w:r>
       <w:r>
@@ -1386,6 +1533,27 @@
           <w:color w:val="1A1A1A"/>
           <w:sz w:val="20"/>
         </w:rPr>
+        <w:t xml:space="preserve">Where to see: </w:t>
+      </w:r>
+      <w:r>
+        <w:rPr>
+          <w:color w:val="1A1A1A"/>
+          <w:sz w:val="20"/>
+        </w:rPr>
+        <w:t>Any service kanban → any card with a recurrence rule. Look for a small loop (↻) icon on the card tile.</w:t>
+      </w:r>
+    </w:p>
+    <w:p>
+      <w:pPr>
+        <w:spacing w:after="60"/>
+        <w:ind w:left="230"/>
+      </w:pPr>
+      <w:r>
+        <w:rPr>
+          <w:b/>
+          <w:color w:val="1A1A1A"/>
+          <w:sz w:val="20"/>
+        </w:rPr>
         <w:t xml:space="preserve">Where it stood: </w:t>
       </w:r>
       <w:r>
@@ -1550,6 +1718,27 @@
           <w:color w:val="1A1A1A"/>
           <w:sz w:val="20"/>
         </w:rPr>
+        <w:t xml:space="preserve">Where to see: </w:t>
+      </w:r>
+      <w:r>
+        <w:rPr>
+          <w:color w:val="1A1A1A"/>
+          <w:sz w:val="20"/>
+        </w:rPr>
+        <w:t>Any service kanban → any card in any column → priority indicator. Compare 'MEDIUM' pill vs colored left-stripe.</w:t>
+      </w:r>
+    </w:p>
+    <w:p>
+      <w:pPr>
+        <w:spacing w:after="60"/>
+        <w:ind w:left="230"/>
+      </w:pPr>
+      <w:r>
+        <w:rPr>
+          <w:b/>
+          <w:color w:val="1A1A1A"/>
+          <w:sz w:val="20"/>
+        </w:rPr>
         <w:t xml:space="preserve">Where it stood: </w:t>
       </w:r>
       <w:r>
@@ -1714,6 +1903,27 @@
           <w:color w:val="1A1A1A"/>
           <w:sz w:val="20"/>
         </w:rPr>
+        <w:t xml:space="preserve">Where to see: </w:t>
+      </w:r>
+      <w:r>
+        <w:rPr>
+          <w:color w:val="1A1A1A"/>
+          <w:sz w:val="20"/>
+        </w:rPr>
+        <w:t>Any service kanban → Done column → look at the card titles. Compare strike-through vs normal weight.</w:t>
+      </w:r>
+    </w:p>
+    <w:p>
+      <w:pPr>
+        <w:spacing w:after="60"/>
+        <w:ind w:left="230"/>
+      </w:pPr>
+      <w:r>
+        <w:rPr>
+          <w:b/>
+          <w:color w:val="1A1A1A"/>
+          <w:sz w:val="20"/>
+        </w:rPr>
         <w:t xml:space="preserve">Where it stood: </w:t>
       </w:r>
       <w:r>
@@ -1878,6 +2088,27 @@
           <w:color w:val="1A1A1A"/>
           <w:sz w:val="20"/>
         </w:rPr>
+        <w:t xml:space="preserve">Where to see: </w:t>
+      </w:r>
+      <w:r>
+        <w:rPr>
+          <w:color w:val="1A1A1A"/>
+          <w:sz w:val="20"/>
+        </w:rPr>
+        <w:t>Any service kanban → Done column → date pill on each card. Look for ✓ prefix.</w:t>
+      </w:r>
+    </w:p>
+    <w:p>
+      <w:pPr>
+        <w:spacing w:after="60"/>
+        <w:ind w:left="230"/>
+      </w:pPr>
+      <w:r>
+        <w:rPr>
+          <w:b/>
+          <w:color w:val="1A1A1A"/>
+          <w:sz w:val="20"/>
+        </w:rPr>
         <w:t xml:space="preserve">Where it stood: </w:t>
       </w:r>
       <w:r>
@@ -2042,6 +2273,27 @@
           <w:color w:val="1A1A1A"/>
           <w:sz w:val="20"/>
         </w:rPr>
+        <w:t xml:space="preserve">Where to see: </w:t>
+      </w:r>
+      <w:r>
+        <w:rPr>
+          <w:color w:val="1A1A1A"/>
+          <w:sz w:val="20"/>
+        </w:rPr>
+        <w:t>Any service kanban → Blocked column with no cards → empty state copy.</w:t>
+      </w:r>
+    </w:p>
+    <w:p>
+      <w:pPr>
+        <w:spacing w:after="60"/>
+        <w:ind w:left="230"/>
+      </w:pPr>
+      <w:r>
+        <w:rPr>
+          <w:b/>
+          <w:color w:val="1A1A1A"/>
+          <w:sz w:val="20"/>
+        </w:rPr>
         <w:t xml:space="preserve">Where it stood: </w:t>
       </w:r>
       <w:r>
@@ -2206,6 +2458,27 @@
           <w:color w:val="1A1A1A"/>
           <w:sz w:val="20"/>
         </w:rPr>
+        <w:t xml:space="preserve">Where to see: </w:t>
+      </w:r>
+      <w:r>
+        <w:rPr>
+          <w:color w:val="1A1A1A"/>
+          <w:sz w:val="20"/>
+        </w:rPr>
+        <w:t>Any service kanban → click any card → card modal → Due date or Start date field. Click the field. Test in BOTH light and dark mode.</w:t>
+      </w:r>
+    </w:p>
+    <w:p>
+      <w:pPr>
+        <w:spacing w:after="60"/>
+        <w:ind w:left="230"/>
+      </w:pPr>
+      <w:r>
+        <w:rPr>
+          <w:b/>
+          <w:color w:val="1A1A1A"/>
+          <w:sz w:val="20"/>
+        </w:rPr>
         <w:t xml:space="preserve">Where it stood: </w:t>
       </w:r>
       <w:r>
@@ -2370,6 +2643,27 @@
           <w:color w:val="1A1A1A"/>
           <w:sz w:val="20"/>
         </w:rPr>
+        <w:t xml:space="preserve">Where to see: </w:t>
+      </w:r>
+      <w:r>
+        <w:rPr>
+          <w:color w:val="1A1A1A"/>
+          <w:sz w:val="20"/>
+        </w:rPr>
+        <w:t>Any service kanban → click any card → card modal → look below Description. Should have a Checklist section with '+ Add Task'.</w:t>
+      </w:r>
+    </w:p>
+    <w:p>
+      <w:pPr>
+        <w:spacing w:after="60"/>
+        <w:ind w:left="230"/>
+      </w:pPr>
+      <w:r>
+        <w:rPr>
+          <w:b/>
+          <w:color w:val="1A1A1A"/>
+          <w:sz w:val="20"/>
+        </w:rPr>
         <w:t xml:space="preserve">Where it stood: </w:t>
       </w:r>
       <w:r>
@@ -2534,6 +2828,27 @@
           <w:color w:val="1A1A1A"/>
           <w:sz w:val="20"/>
         </w:rPr>
+        <w:t xml:space="preserve">Where to see: </w:t>
+      </w:r>
+      <w:r>
+        <w:rPr>
+          <w:color w:val="1A1A1A"/>
+          <w:sz w:val="20"/>
+        </w:rPr>
+        <w:t>Any service kanban → click any card → card modal → Description label. Compare icon (pencil vs doc).</w:t>
+      </w:r>
+    </w:p>
+    <w:p>
+      <w:pPr>
+        <w:spacing w:after="60"/>
+        <w:ind w:left="230"/>
+      </w:pPr>
+      <w:r>
+        <w:rPr>
+          <w:b/>
+          <w:color w:val="1A1A1A"/>
+          <w:sz w:val="20"/>
+        </w:rPr>
         <w:t xml:space="preserve">Where it stood: </w:t>
       </w:r>
       <w:r>
@@ -2698,6 +3013,27 @@
           <w:color w:val="1A1A1A"/>
           <w:sz w:val="20"/>
         </w:rPr>
+        <w:t xml:space="preserve">Where to see: </w:t>
+      </w:r>
+      <w:r>
+        <w:rPr>
+          <w:color w:val="1A1A1A"/>
+          <w:sz w:val="20"/>
+        </w:rPr>
+        <w:t>Any service kanban → click any card → card modal → bottom of the modal, footer line.</w:t>
+      </w:r>
+    </w:p>
+    <w:p>
+      <w:pPr>
+        <w:spacing w:after="60"/>
+        <w:ind w:left="230"/>
+      </w:pPr>
+      <w:r>
+        <w:rPr>
+          <w:b/>
+          <w:color w:val="1A1A1A"/>
+          <w:sz w:val="20"/>
+        </w:rPr>
         <w:t xml:space="preserve">Where it stood: </w:t>
       </w:r>
       <w:r>
@@ -2862,6 +3198,27 @@
           <w:color w:val="1A1A1A"/>
           <w:sz w:val="20"/>
         </w:rPr>
+        <w:t xml:space="preserve">Where to see: </w:t>
+      </w:r>
+      <w:r>
+        <w:rPr>
+          <w:color w:val="1A1A1A"/>
+          <w:sz w:val="20"/>
+        </w:rPr>
+        <w:t>Any service kanban → click any card → card modal → bottom of the modal, footer line. Should show both Created date and Due date.</w:t>
+      </w:r>
+    </w:p>
+    <w:p>
+      <w:pPr>
+        <w:spacing w:after="60"/>
+        <w:ind w:left="230"/>
+      </w:pPr>
+      <w:r>
+        <w:rPr>
+          <w:b/>
+          <w:color w:val="1A1A1A"/>
+          <w:sz w:val="20"/>
+        </w:rPr>
         <w:t xml:space="preserve">Where it stood: </w:t>
       </w:r>
       <w:r>
@@ -3190,6 +3547,27 @@
           <w:color w:val="1A1A1A"/>
           <w:sz w:val="20"/>
         </w:rPr>
+        <w:t xml:space="preserve">Where to see: </w:t>
+      </w:r>
+      <w:r>
+        <w:rPr>
+          <w:color w:val="1A1A1A"/>
+          <w:sz w:val="20"/>
+        </w:rPr>
+        <w:t>Any service kanban → click any card → card modal → Assignees section (when no one assigned).</w:t>
+      </w:r>
+    </w:p>
+    <w:p>
+      <w:pPr>
+        <w:spacing w:after="60"/>
+        <w:ind w:left="230"/>
+      </w:pPr>
+      <w:r>
+        <w:rPr>
+          <w:b/>
+          <w:color w:val="1A1A1A"/>
+          <w:sz w:val="20"/>
+        </w:rPr>
         <w:t xml:space="preserve">Where it stood: </w:t>
       </w:r>
       <w:r>
@@ -3354,6 +3732,27 @@
           <w:color w:val="1A1A1A"/>
           <w:sz w:val="20"/>
         </w:rPr>
+        <w:t xml:space="preserve">Where to see: </w:t>
+      </w:r>
+      <w:r>
+        <w:rPr>
+          <w:color w:val="1A1A1A"/>
+          <w:sz w:val="20"/>
+        </w:rPr>
+        <w:t>Any service kanban → click any card → card modal → Status field. Compare dropdown (with chevron) vs inline-edit pattern.</w:t>
+      </w:r>
+    </w:p>
+    <w:p>
+      <w:pPr>
+        <w:spacing w:after="60"/>
+        <w:ind w:left="230"/>
+      </w:pPr>
+      <w:r>
+        <w:rPr>
+          <w:b/>
+          <w:color w:val="1A1A1A"/>
+          <w:sz w:val="20"/>
+        </w:rPr>
         <w:t xml:space="preserve">Where it stood: </w:t>
       </w:r>
       <w:r>
@@ -3518,6 +3917,27 @@
           <w:color w:val="1A1A1A"/>
           <w:sz w:val="20"/>
         </w:rPr>
+        <w:t xml:space="preserve">Where to see: </w:t>
+      </w:r>
+      <w:r>
+        <w:rPr>
+          <w:color w:val="1A1A1A"/>
+          <w:sz w:val="20"/>
+        </w:rPr>
+        <w:t>Any service kanban → click any card → card modal → Priority field. Same comparison as Status.</w:t>
+      </w:r>
+    </w:p>
+    <w:p>
+      <w:pPr>
+        <w:spacing w:after="60"/>
+        <w:ind w:left="230"/>
+      </w:pPr>
+      <w:r>
+        <w:rPr>
+          <w:b/>
+          <w:color w:val="1A1A1A"/>
+          <w:sz w:val="20"/>
+        </w:rPr>
         <w:t xml:space="preserve">Where it stood: </w:t>
       </w:r>
       <w:r>
@@ -3846,6 +4266,27 @@
           <w:color w:val="1A1A1A"/>
           <w:sz w:val="20"/>
         </w:rPr>
+        <w:t xml:space="preserve">Where to see: </w:t>
+      </w:r>
+      <w:r>
+        <w:rPr>
+          <w:color w:val="1A1A1A"/>
+          <w:sz w:val="20"/>
+        </w:rPr>
+        <w:t>Any service kanban → click any card → card modal → top-right toolbar. Compare icons present.</w:t>
+      </w:r>
+    </w:p>
+    <w:p>
+      <w:pPr>
+        <w:spacing w:after="60"/>
+        <w:ind w:left="230"/>
+      </w:pPr>
+      <w:r>
+        <w:rPr>
+          <w:b/>
+          <w:color w:val="1A1A1A"/>
+          <w:sz w:val="20"/>
+        </w:rPr>
         <w:t xml:space="preserve">Where it stood: </w:t>
       </w:r>
       <w:r>
@@ -4174,6 +4615,27 @@
           <w:color w:val="1A1A1A"/>
           <w:sz w:val="20"/>
         </w:rPr>
+        <w:t xml:space="preserve">Where to see: </w:t>
+      </w:r>
+      <w:r>
+        <w:rPr>
+          <w:color w:val="1A1A1A"/>
+          <w:sz w:val="20"/>
+        </w:rPr>
+        <w:t>Any service kanban → click any card → card modal → right pane → bottom of the comments area, the input placeholder.</w:t>
+      </w:r>
+    </w:p>
+    <w:p>
+      <w:pPr>
+        <w:spacing w:after="60"/>
+        <w:ind w:left="230"/>
+      </w:pPr>
+      <w:r>
+        <w:rPr>
+          <w:b/>
+          <w:color w:val="1A1A1A"/>
+          <w:sz w:val="20"/>
+        </w:rPr>
         <w:t xml:space="preserve">Where it stood: </w:t>
       </w:r>
       <w:r>
@@ -4327,6 +4789,27 @@
         </w:tc>
       </w:tr>
     </w:tbl>
+    <w:p>
+      <w:pPr>
+        <w:spacing w:after="60"/>
+        <w:ind w:left="230"/>
+      </w:pPr>
+      <w:r>
+        <w:rPr>
+          <w:b/>
+          <w:color w:val="1A1A1A"/>
+          <w:sz w:val="20"/>
+        </w:rPr>
+        <w:t xml:space="preserve">Where to see: </w:t>
+      </w:r>
+      <w:r>
+        <w:rPr>
+          <w:color w:val="1A1A1A"/>
+          <w:sz w:val="20"/>
+        </w:rPr>
+        <w:t>Any service kanban → click any card → card modal → right pane → Send button below the comment input.</w:t>
+      </w:r>
+    </w:p>
     <w:p>
       <w:pPr>
         <w:spacing w:after="60"/>
@@ -4854,6 +5337,27 @@
           <w:color w:val="1A1A1A"/>
           <w:sz w:val="20"/>
         </w:rPr>
+        <w:t xml:space="preserve">Where to see: </w:t>
+      </w:r>
+      <w:r>
+        <w:rPr>
+          <w:color w:val="1A1A1A"/>
+          <w:sz w:val="20"/>
+        </w:rPr>
+        <w:t>Any service kanban → click any card → card modal → Repeat field (between Start date and Labels).</w:t>
+      </w:r>
+    </w:p>
+    <w:p>
+      <w:pPr>
+        <w:spacing w:after="60"/>
+        <w:ind w:left="230"/>
+      </w:pPr>
+      <w:r>
+        <w:rPr>
+          <w:b/>
+          <w:color w:val="1A1A1A"/>
+          <w:sz w:val="20"/>
+        </w:rPr>
         <w:t xml:space="preserve">Where it stood: </w:t>
       </w:r>
       <w:r>
@@ -4986,6 +5490,27 @@
         </w:tc>
       </w:tr>
     </w:tbl>
+    <w:p>
+      <w:pPr>
+        <w:spacing w:after="60"/>
+        <w:ind w:left="230"/>
+      </w:pPr>
+      <w:r>
+        <w:rPr>
+          <w:b/>
+          <w:color w:val="1A1A1A"/>
+          <w:sz w:val="20"/>
+        </w:rPr>
+        <w:t xml:space="preserve">Where to see: </w:t>
+      </w:r>
+      <w:r>
+        <w:rPr>
+          <w:color w:val="1A1A1A"/>
+          <w:sz w:val="20"/>
+        </w:rPr>
+        <w:t>Any service kanban → status pills on cards (red, orange, green) and severity left-stripes.</w:t>
+      </w:r>
+    </w:p>
     <w:p>
       <w:pPr>
         <w:spacing w:after="60"/>
